--- a/backend/knowledge_base/templates/sample/proposal.docx
+++ b/backend/knowledge_base/templates/sample/proposal.docx
@@ -114,7 +114,7 @@
         <w:b/>
         <w:color w:val="0B5CAD"/>
       </w:rPr>
-      <w:t>{{company_short}}</w:t>
+      <w:t>{{company_logo}}</w:t>
     </w:r>
     <w:r>
       <w:rPr>
